--- a/03_Outputs/final scripts/pt/Module 8/8.0.0-pt.docx
+++ b/03_Outputs/final scripts/pt/Module 8/8.0.0-pt.docx
@@ -19,7 +19,7 @@
     </w:p>
     <w:p>
       <w:r>
-        <w:t xml:space="preserve">Do lado da oferta, as renováveis estão se expandindo rapidamente. A energia solar fotovoltaica deve representar quase 80% da nova capacidade renovável até 2030, enquanto o vento offshore deve passar de cerca de 9,5 GW em 2023 para mais de 45 GW anuais até 2030.  </w:t>
+        <w:t xml:space="preserve">Do lado da oferta, as renováveis estão se expandindo rapidamente. A energia solar fotovoltaica deve representar quase 80% da nova capacidade renovável até 2030, enquanto o vento offshore deve escalar de cerca de 9,5 GW em 2023 para mais de 45 GW anuais até 2030.  </w:t>
       </w:r>
     </w:p>
     <w:p>
